--- a/klagomål/A 59303-2025 FSC-klagomål.docx
+++ b/klagomål/A 59303-2025 FSC-klagomål.docx
@@ -1024,7 +1024,7 @@
     <w:r>
       <w:tab/>
       <w:tab/>
-      <w:t>2026-09-14</w:t>
+      <w:t>2026-09-15</w:t>
       <w:br/>
       <w:br/>
     </w:r>

--- a/klagomål/A 59303-2025 FSC-klagomål.docx
+++ b/klagomål/A 59303-2025 FSC-klagomål.docx
@@ -1024,7 +1024,7 @@
     <w:r>
       <w:tab/>
       <w:tab/>
-      <w:t>2026-09-15</w:t>
+      <w:t>2026-09-16</w:t>
       <w:br/>
       <w:br/>
     </w:r>

--- a/klagomål/A 59303-2025 FSC-klagomål.docx
+++ b/klagomål/A 59303-2025 FSC-klagomål.docx
@@ -1024,7 +1024,7 @@
     <w:r>
       <w:tab/>
       <w:tab/>
-      <w:t>2026-09-16</w:t>
+      <w:t>2026-09-17</w:t>
       <w:br/>
       <w:br/>
     </w:r>

--- a/klagomål/A 59303-2025 FSC-klagomål.docx
+++ b/klagomål/A 59303-2025 FSC-klagomål.docx
@@ -1024,7 +1024,7 @@
     <w:r>
       <w:tab/>
       <w:tab/>
-      <w:t>2026-09-17</w:t>
+      <w:t>2026-09-18</w:t>
       <w:br/>
       <w:br/>
     </w:r>

--- a/klagomål/A 59303-2025 FSC-klagomål.docx
+++ b/klagomål/A 59303-2025 FSC-klagomål.docx
@@ -1024,7 +1024,7 @@
     <w:r>
       <w:tab/>
       <w:tab/>
-      <w:t>2026-09-18</w:t>
+      <w:t>2026-09-19</w:t>
       <w:br/>
       <w:br/>
     </w:r>

--- a/klagomål/A 59303-2025 FSC-klagomål.docx
+++ b/klagomål/A 59303-2025 FSC-klagomål.docx
@@ -1024,7 +1024,7 @@
     <w:r>
       <w:tab/>
       <w:tab/>
-      <w:t>2026-09-19</w:t>
+      <w:t>2026-09-21</w:t>
       <w:br/>
       <w:br/>
     </w:r>

--- a/klagomål/A 59303-2025 FSC-klagomål.docx
+++ b/klagomål/A 59303-2025 FSC-klagomål.docx
@@ -1024,7 +1024,7 @@
     <w:r>
       <w:tab/>
       <w:tab/>
-      <w:t>2026-09-21</w:t>
+      <w:t>2026-09-23</w:t>
       <w:br/>
       <w:br/>
     </w:r>

--- a/klagomål/A 59303-2025 FSC-klagomål.docx
+++ b/klagomål/A 59303-2025 FSC-klagomål.docx
@@ -1024,7 +1024,7 @@
     <w:r>
       <w:tab/>
       <w:tab/>
-      <w:t>2026-09-23</w:t>
+      <w:t>2026-09-24</w:t>
       <w:br/>
       <w:br/>
     </w:r>

--- a/klagomål/A 59303-2025 FSC-klagomål.docx
+++ b/klagomål/A 59303-2025 FSC-klagomål.docx
@@ -1024,7 +1024,7 @@
     <w:r>
       <w:tab/>
       <w:tab/>
-      <w:t>2026-09-24</w:t>
+      <w:t>2026-09-25</w:t>
       <w:br/>
       <w:br/>
     </w:r>

--- a/klagomål/A 59303-2025 FSC-klagomål.docx
+++ b/klagomål/A 59303-2025 FSC-klagomål.docx
@@ -1024,7 +1024,7 @@
     <w:r>
       <w:tab/>
       <w:tab/>
-      <w:t>2026-09-25</w:t>
+      <w:t>2026-09-26</w:t>
       <w:br/>
       <w:br/>
     </w:r>

--- a/klagomål/A 59303-2025 FSC-klagomål.docx
+++ b/klagomål/A 59303-2025 FSC-klagomål.docx
@@ -1024,7 +1024,7 @@
     <w:r>
       <w:tab/>
       <w:tab/>
-      <w:t>2026-09-26</w:t>
+      <w:t>2026-09-27</w:t>
       <w:br/>
       <w:br/>
     </w:r>

--- a/klagomål/A 59303-2025 FSC-klagomål.docx
+++ b/klagomål/A 59303-2025 FSC-klagomål.docx
@@ -1024,7 +1024,7 @@
     <w:r>
       <w:tab/>
       <w:tab/>
-      <w:t>2026-09-27</w:t>
+      <w:t>2026-09-28</w:t>
       <w:br/>
       <w:br/>
     </w:r>

--- a/klagomål/A 59303-2025 FSC-klagomål.docx
+++ b/klagomål/A 59303-2025 FSC-klagomål.docx
@@ -1024,7 +1024,7 @@
     <w:r>
       <w:tab/>
       <w:tab/>
-      <w:t>2026-09-28</w:t>
+      <w:t>2026-09-29</w:t>
       <w:br/>
       <w:br/>
     </w:r>

--- a/klagomål/A 59303-2025 FSC-klagomål.docx
+++ b/klagomål/A 59303-2025 FSC-klagomål.docx
@@ -1024,7 +1024,7 @@
     <w:r>
       <w:tab/>
       <w:tab/>
-      <w:t>2026-09-29</w:t>
+      <w:t>2026-09-30</w:t>
       <w:br/>
       <w:br/>
     </w:r>

--- a/klagomål/A 59303-2025 FSC-klagomål.docx
+++ b/klagomål/A 59303-2025 FSC-klagomål.docx
@@ -1024,7 +1024,7 @@
     <w:r>
       <w:tab/>
       <w:tab/>
-      <w:t>2026-09-30</w:t>
+      <w:t>2026-10-01</w:t>
       <w:br/>
       <w:br/>
     </w:r>

--- a/klagomål/A 59303-2025 FSC-klagomål.docx
+++ b/klagomål/A 59303-2025 FSC-klagomål.docx
@@ -1024,7 +1024,7 @@
     <w:r>
       <w:tab/>
       <w:tab/>
-      <w:t>2026-10-01</w:t>
+      <w:t>2026-10-02</w:t>
       <w:br/>
       <w:br/>
     </w:r>

--- a/klagomål/A 59303-2025 FSC-klagomål.docx
+++ b/klagomål/A 59303-2025 FSC-klagomål.docx
@@ -1024,7 +1024,7 @@
     <w:r>
       <w:tab/>
       <w:tab/>
-      <w:t>2026-10-02</w:t>
+      <w:t>2026-10-03</w:t>
       <w:br/>
       <w:br/>
     </w:r>

--- a/klagomål/A 59303-2025 FSC-klagomål.docx
+++ b/klagomål/A 59303-2025 FSC-klagomål.docx
@@ -1024,7 +1024,7 @@
     <w:r>
       <w:tab/>
       <w:tab/>
-      <w:t>2026-10-03</w:t>
+      <w:t>2026-10-04</w:t>
       <w:br/>
       <w:br/>
     </w:r>

--- a/klagomål/A 59303-2025 FSC-klagomål.docx
+++ b/klagomål/A 59303-2025 FSC-klagomål.docx
@@ -216,12 +216,12 @@
         <w:spacing w:after="240"/>
       </w:pPr>
       <w:r>
-        <w:t>Figur 1. Fyndplatser för naturvårdsarter i och inom 2 meter från avverkningsanmälan. Markörer utan svart kant är placerade på fyndplatsen. Markörer med svart kant är placerade vid sidan av fyndplatsen och har ett svart streck som visar fyndplatsens exakta position. Kartans mittpunktskoordinat är N 6818140, E 401434 i SWEREF 99 TM.</w:t>
+        <w:t>Figur 1. Fyndplatser för naturvårdsarter i och inom 23 meter från avverkningsanmälan. Markörer utan svart kant är placerade på fyndplatsen. Markörer med svart kant är placerade vid sidan av fyndplatsen och har ett svart streck som visar fyndplatsens exakta position. Kartans mittpunktskoordinat är N 6818140, E 401434 i SWEREF 99 TM.</w:t>
       </w:r>
     </w:p>
     <w:p>
       <w:r>
-        <w:t>I och inom 2 meter från avverkningsanmälan finns fynd av 8 naturvårdsarter, varav 8 är rödlistade, 1 är fridlyst och 3 är typiska (T): garnlav (VU, T), blanksvart spiklav (NT), blågrå svartspik (NT), liten svartspik (NT), tretåig hackspett (NT, T, §4), vedflamlav (NT), violettgrå tagellav (NT, T) och vitgrynig nållav (NT). Se Figur 1.</w:t>
+        <w:t>I och inom 23 meter från avverkningsanmälan finns fynd av 23 naturvårdsarter, varav 18 är rödlistade, 5 är fridlysta, 13 är typiska (T) och 2 är signalarter (S): garnlav (VU, T), blanksvart spiklav (NT), blågrå svartspik (NT), dvärgbägarlav (NT, T), kolflarnlav (NT, T), kortskaftad ärgspik (NT), liten svartspik (NT), motaggsvamp (NT, T), mörk kolflarnlav (NT), nötkråka (NT, T, §4), skogshare (NT), talltagel (NT, T), talltita (NT, §4), tretåig hackspett (NT, T, §4), vedflamlav (NT), vedskivlav (NT, T), violettgrå tagellav (NT, T), vitgrynig nållav (NT), mindre märgborre (S, T), vedticka (S, T), spillkråka (T, §4), sälg (T) och revlummer (§9). Se Figur 1.</w:t>
       </w:r>
     </w:p>
     <w:p>
@@ -303,10 +303,148 @@
         <w:rPr>
           <w:b/>
         </w:rPr>
+        <w:t>Dvärgbägarlav (NT)</w:t>
+      </w:r>
+      <w:r>
+        <w:t xml:space="preserve"> förekommer över hela Sverige på gammal hård ved, huvudsakligen på tall men i södra Sverige även på ek. Veden utgörs framförallt av grova stubbar, lågor och grenar. Substratet har blivit sällsyntare och nybildning av substrat sker bara i begränsad omfattning. Arten hotas av att grova lågor blir allt sällsyntare i dagens kulturskogar samt att nybildningen av lämpliga substrat går mycket långsamt. En riklig tillgång på gamla tall- eller eklågor måste säkerställas på artens lokaler. Dvärgbägarlav är typisk art för </w:t>
+      </w:r>
+      <w:r>
+        <w:rPr>
+          <w:i/>
+        </w:rPr>
+        <w:t>9010 Taiga</w:t>
+      </w:r>
+      <w:r>
+        <w:t xml:space="preserve"> (SLU Artdatabanken, 2024; Nitare &amp; Skogsstyrelsen, 2019).</w:t>
+      </w:r>
+    </w:p>
+    <w:p>
+      <w:r>
+        <w:rPr>
+          <w:b/>
+        </w:rPr>
+        <w:t>Kolflarnlav (NT)</w:t>
+      </w:r>
+      <w:r>
+        <w:t xml:space="preserve"> är brandberoende och växer nästan uteslutande på kolad hård kärnved av tall. Etableringen verkar ske först 100–300 år efter brand och nytt substrat nybildas i mycket begränsad omfattning. Avverkning av tallskog av naturskogskaraktär med spår av återkommande bränder är ett hot och mängden lämplig ved att växa på för arten minskar dels på grund av naturlig nedbrytning men framförallt på grund av att det förstörs i samband med slutavverkningar, gallringar och markberedning. Såväl kolflarnlav som mörk kolflarnlav har glänsande bålfjäll och förekommer främst i tall- och blandbarrskogar av naturskogskaraktär med spår av återkommande bränder. Skogar som dessa hyser höga biologiska värden och bör skyddas. Kolflarnlav är typisk art för </w:t>
+      </w:r>
+      <w:r>
+        <w:rPr>
+          <w:i/>
+        </w:rPr>
+        <w:t>9010 Taiga</w:t>
+      </w:r>
+      <w:r>
+        <w:t xml:space="preserve"> (SLU Artdatabanken, 2024).</w:t>
+      </w:r>
+    </w:p>
+    <w:p>
+      <w:r>
+        <w:rPr>
+          <w:b/>
+        </w:rPr>
+        <w:t>Kortskaftad ärgspik (NT)</w:t>
+      </w:r>
+      <w:r>
+        <w:t xml:space="preserve"> förekommer i barrträdsdominerade skogar och växer nästan uteslutande på tallved. Den föredrar gamla högstubbar i fuktig och halvöppen miljö, t.ex. i myrkanter, sumpskog och brandpräglad skog. Arten indikerar kontinuerlig tillgång till gamla högstubbar i kombination med hög och jämn luftfuktighet. Skogsbruk på lokaler med kortskaftad ärgspik utgör ett hot. På lång sikt bildas färre lämpliga substrat än vad som försvinner. Avverkning av barrträdsdominerade bestånd av naturskogskaraktär utgör ett långsiktigt hot. Naturskogsartade bestånd med riklig förekomst av gamla och grova tallhögstubbar bör undantas från skogsbruk (SLU Artdatabanken, 2024).</w:t>
+      </w:r>
+    </w:p>
+    <w:p>
+      <w:r>
+        <w:rPr>
+          <w:b/>
+        </w:rPr>
         <w:t>Liten svartspik (NT)</w:t>
       </w:r>
       <w:r>
         <w:t xml:space="preserve"> växer på granbark i boreala barrskogar med lång trädkontinuitet och hög luftfuktighet. Orsaken till tillbakagången beror på främst på slutavverkningar av naturskogsartade granskogar. Bestånd med riklig förekomst av liten svartspik bör regelmässigt sparas. Naturhänsyn i samband med slutavverkning måste ske så att man undviker uttorkningseffekter (SLU Artdatabanken, 2024).</w:t>
+      </w:r>
+    </w:p>
+    <w:p>
+      <w:r>
+        <w:rPr>
+          <w:b/>
+        </w:rPr>
+        <w:t xml:space="preserve">Motaggsvamp (NT) </w:t>
+      </w:r>
+      <w:r>
+        <w:t xml:space="preserve">bildar mykorrhiza med tall i tallskog och hittas huvudsakligen i äldre, glesare skogsbestånd och hällmarksimpediment. Arten hotas främst av skogsavverkning och tycks försvinna efter slutavverkning, markberedning och plantering. Motaggsvamp är typisk art för </w:t>
+      </w:r>
+      <w:r>
+        <w:rPr>
+          <w:i/>
+        </w:rPr>
+        <w:t>9010 Taiga</w:t>
+      </w:r>
+      <w:r>
+        <w:t xml:space="preserve"> (SLU Artdatabanken, 2024).</w:t>
+      </w:r>
+    </w:p>
+    <w:p>
+      <w:r>
+        <w:rPr>
+          <w:b/>
+        </w:rPr>
+        <w:t>Mörk kolflarnlav (NT)</w:t>
+      </w:r>
+      <w:r>
+        <w:t xml:space="preserve"> är brandberoende och växer nästan uteslutande på kolad hård kärnved av tall. Arten förekommer främst i glesa, öppna tall- och blandbarrskogar av naturskogskaraktär och etableringen verkar ske sent efter brand, kanske först efter 100–300 år. Mörk kolflarnlav indikerar skog med höga naturvärden och vanligast är att den påträffas på rester av nedbrunna torrakor och högstubbar och lågstubbar som är så grova att hela innandömet är urbränt. Tall- och blandbarrskogar av naturskogskaraktär med spår av återkommande bränder hyser höga biologiska värden och bör skyddas (SLU Artdatabanken, 2024).</w:t>
+      </w:r>
+    </w:p>
+    <w:p>
+      <w:r>
+        <w:rPr>
+          <w:b/>
+        </w:rPr>
+        <w:t>Nötkråka (NT, §4)</w:t>
+      </w:r>
+      <w:r>
+        <w:t xml:space="preserve"> är uppdelad på de två underarterna tjocknäbbad nötkråka (NT) som häckar i mossrik granskog med närbelägna hasselbestånd i södra och mellersta Sverige samt smalnäbbad nötkråka som är specialiserad på sibirisk cembratall i norra Sverige. Minskningstakten, som framför allt rör den tjocknäbbade nötkråkan (NT), har uppgått till 25 (10–40) % under de senaste 15 åren och bedöms vara nära gränsvärdet för sårbar (VU). Minskningen avser förekomstarea, kvalitén på artens habitat (minskad förekomst av hassel och försämrade häckningsmiljöer i barrskog) och antalet reproduktiva individer. Reviren har en storlek på 12–15 hektar och den häckar i mossrik äldre granskog med närbelägna hasselbestånd inom 5–6 km avstånd från häckningsområdet.</w:t>
+      </w:r>
+    </w:p>
+    <w:p>
+      <w:r>
+        <w:t xml:space="preserve">Avverkning, gallring och röjning av såväl granskog i häckningsreviret som hassel i födosöksområdena missgynnar nötkråkan kraftigt och det kan ta åtskilliga decennier innan skogen åter blir lämplig för häckning. För att säkerställa existensen för den tjocknäbbade nötkråkan bör de förekomster av hassel, som nu visat sig tillräckliga för nötkråkan, bevaras. Hasselbuskar bör inte huggas ned i hagmarker eller intill åkrar där nötkråkor födosöker, eftersom dessa fristående buskar ger betydligt mer nötter än hasselbuskar som står i skog. Likaså är bevarande av nuvarande karaktär hos sådan granskog, som nu genom angränsande hasselförekomst visat sig kunna hysa en nötkråkestam, nödvändig. Nötkråka är typisk art för </w:t>
+      </w:r>
+      <w:r>
+        <w:rPr>
+          <w:i/>
+        </w:rPr>
+        <w:t>9010 Taiga</w:t>
+      </w:r>
+      <w:r>
+        <w:t xml:space="preserve"> (SLU Artdatabanken, 2026; Skogsstyrelsen, 2016).</w:t>
+      </w:r>
+    </w:p>
+    <w:p>
+      <w:r>
+        <w:rPr>
+          <w:b/>
+        </w:rPr>
+        <w:t>Talltagel (NT)</w:t>
+      </w:r>
+      <w:r>
+        <w:t xml:space="preserve"> är en boreal art som förekommer på tall i äldre, öppna tallskogar. Den påverkas negativt av brist på kontinuitetsskog och minskningstakten bedöms vara nära gränsvärdet för Sårbar (VU). Talltagel är typisk art för </w:t>
+      </w:r>
+      <w:r>
+        <w:rPr>
+          <w:i/>
+        </w:rPr>
+        <w:t>9010 Taiga</w:t>
+      </w:r>
+      <w:r>
+        <w:t xml:space="preserve"> (SLU Artdatabanken, 2026).</w:t>
+      </w:r>
+    </w:p>
+    <w:p>
+      <w:r>
+        <w:rPr>
+          <w:b/>
+        </w:rPr>
+        <w:t>Talltita (NT, §4)</w:t>
+      </w:r>
+      <w:r>
+        <w:t>, rödlistad som nära hotad och prioriterad art i Skogsvårdslagen, har häckningsrevir i anmälan. Arten har minskat kraftigt de senaste 30 åren och minskningstakten innevarande 10-årsperiod beräknas till 20 (10–30) %. Talltitan är synnerligen trogen sitt cirka 15 hektar stora revir och är beroende av flerskiktade olikåldriga skogar för att kunna föda upp sina ungar. Talltitan försvinner om dess livsmiljö kalavverkas (Eggers &amp; Low, 2014; Ekman, 1979; Griesser et al, 2007; Klein, 2020; Siffczyk et al, 2003; SLU Artdatabanken, 2021).</w:t>
       </w:r>
     </w:p>
     <w:p>
@@ -363,10 +501,10 @@
         <w:rPr>
           <w:b/>
         </w:rPr>
-        <w:t>Violettgrå tagellav (NT)</w:t>
-      </w:r>
-      <w:r>
-        <w:t xml:space="preserve"> växer nästan uteslutande i gamla olikåldriga barrnaturskogar med lång skoglig kontinuitet och är en utmärkt signal på skog med höga naturvärden. Slutavverkning av tidigare aldrig slutavverkad skog (kontinuitetsskog) är det största hotet. Biotopen nyskapas i begränsad omfattning och barrskog äldre än 160 år, där den violettgrå tagellaven huvudsakligen påträffas har minskat med 50% de senaste 50 åren. Lågproduktiv skogsmark där laven förekommer bör undantas från skogsbruk och rika förekomster i äldre granskog bör skyddas. Arten är känslig för uttorkning och det är väsentligt att tillräckligt stora bestånd avsätts. Violettgrå tagellav är typisk art för </w:t>
+        <w:t>Vedskivlav (NT)</w:t>
+      </w:r>
+      <w:r>
+        <w:t xml:space="preserve"> växer på gammal, torr, exponerad, hård kärnved av framförallt tall i naturskogsartade bestånd. Avverkning av tallskog av naturskogskaraktär med spår av återkommande bränder är ett hot. Mängden lämplig ved att växa på för vedskivlav minskar, dels på grund av naturlig nedbrytning men framförallt på grund av att de förstörs i samband med slutavverkningar, gallringar och markberedning. Tall- och blandbarrskogar av naturskogskaraktär med spår av återkommande bränder bör skyddas. Vedskivlav är typisk art för </w:t>
       </w:r>
       <w:r>
         <w:rPr>
@@ -375,6 +513,26 @@
         <w:t>9010 Taiga</w:t>
       </w:r>
       <w:r>
+        <w:t xml:space="preserve"> (SLU Artdatabanken, 2024).</w:t>
+      </w:r>
+    </w:p>
+    <w:p>
+      <w:r>
+        <w:rPr>
+          <w:b/>
+        </w:rPr>
+        <w:t>Violettgrå tagellav (NT)</w:t>
+      </w:r>
+      <w:r>
+        <w:t xml:space="preserve"> växer nästan uteslutande i gamla olikåldriga barrnaturskogar med lång skoglig kontinuitet och är en utmärkt signal på skog med höga naturvärden. Slutavverkning av tidigare aldrig slutavverkad skog (kontinuitetsskog) är det största hotet. Biotopen nyskapas i begränsad omfattning och barrskog äldre än 160 år, där den violettgrå tagellaven huvudsakligen påträffas har minskat med 50% de senaste 50 åren. Lågproduktiv skogsmark där laven förekommer bör undantas från skogsbruk och rika förekomster i äldre granskog bör skyddas. Arten är känslig för uttorkning och det är väsentligt att tillräckligt stora bestånd avsätts. Violettgrå tagellav är typisk art för </w:t>
+      </w:r>
+      <w:r>
+        <w:rPr>
+          <w:i/>
+        </w:rPr>
+        <w:t>9010 Taiga</w:t>
+      </w:r>
+      <w:r>
         <w:t xml:space="preserve"> (SLU Artdatabanken, 2024; Nitare &amp; Skogsstyrelsen, 2019).</w:t>
       </w:r>
     </w:p>
@@ -387,6 +545,104 @@
       </w:r>
       <w:r>
         <w:t xml:space="preserve"> växer nästan uteslutande på bark av gamla, senvuxna granar i skuggiga lägen med hög och jämn luftfuktighet. Den vanligaste naturtypen för arten är kontinuitetsskogar på frisk mark men den finns också i sumpgranskogar. På lång sikt utgör avverkningar av olikåldriga granskogar av naturskogskaraktär ett allvarligt hot mot arten och skogsbruksåtgärder på eller i närheten av växtplatserna bör undvikas. Naturskogsartade, fuktiga granskogar med förekomster av arten signalerar höga biologiska värden och bör bevaras (SLU Artdatabanken, 2024; Nitare &amp; Skogsstyrelsen, 2019).</w:t>
+      </w:r>
+    </w:p>
+    <w:p>
+      <w:r>
+        <w:rPr>
+          <w:b/>
+        </w:rPr>
+        <w:t>Mindre märgborre</w:t>
+      </w:r>
+      <w:r>
+        <w:t xml:space="preserve"> är en signalart för tallskog med höga naturvärden och betraktas tillsammans med skarptandad barkborre som nyckelarter för ett antal sällsynta åtgärdsprogramsarter som är beroende av deras gångsystem. Bland dessa kan nämnas avlång barkborre (VU), </w:t>
+      </w:r>
+      <w:r>
+        <w:rPr>
+          <w:i/>
+        </w:rPr>
+        <w:t>Corticeus longulus</w:t>
+      </w:r>
+      <w:r>
+        <w:t xml:space="preserve"> (VU), tallgångbagge (VU), cholodkovskys bastborre (NT) och tallbarksvartbagge (NT). Den mindre märgborrens måsvingeliknande gnaggångar är lätta att känna igen och hittas ofta på grova tallgrenar på marken. Rika förekomster av främst mindre märgborre men även skarptandad barkborre är en signal för artrikedom och inventeringar har visat att det är i skogar med en naturlig självgallring som det skapas förutsättningar för dessa arter samt de efterföljande åtgärdsprogramsarterna. Tallskogar med stark förekomst av mindre märgborre och skarptandad barkborre bör avsättas som reservat. Generellt bör hänsyn tas vid slutavverkning av talldominerad skog så att avverkningsrester som gren- och toppdelar lämnas. Mindre märgborre är typisk art för </w:t>
+      </w:r>
+      <w:r>
+        <w:rPr>
+          <w:i/>
+        </w:rPr>
+        <w:t>9060 Åsbarrskog</w:t>
+      </w:r>
+      <w:r>
+        <w:t xml:space="preserve"> (SLU Artdatabanken, 2026; Pettersson, 2014; Hedgren, 2012; Gunnarsson m fl., 1999).</w:t>
+      </w:r>
+    </w:p>
+    <w:p>
+      <w:r>
+        <w:rPr>
+          <w:b/>
+        </w:rPr>
+        <w:t xml:space="preserve">Vedticka </w:t>
+      </w:r>
+      <w:r>
+        <w:t xml:space="preserve">är en bra signalart söder om den naturliga norrlandsgränsen. Den är huvudsakligen knuten till äldre barrskogar där det föreligger långvarig kontinuitet av död barrved. Vedticka är typisk art för </w:t>
+      </w:r>
+      <w:r>
+        <w:rPr>
+          <w:i/>
+        </w:rPr>
+        <w:t xml:space="preserve">9010 Taiga </w:t>
+      </w:r>
+      <w:r>
+        <w:t>(Nitare &amp; Skogsstyrelsen, 2019; SLU Artdatabanken, 2025).</w:t>
+      </w:r>
+    </w:p>
+    <w:p>
+      <w:r>
+        <w:rPr>
+          <w:b/>
+        </w:rPr>
+        <w:t>Spillkråka (§4)</w:t>
+      </w:r>
+      <w:r>
+        <w:t xml:space="preserve"> omfattas av bilaga 1 i EU:s fågeldirektiv och är typisk art för </w:t>
+      </w:r>
+      <w:r>
+        <w:rPr>
+          <w:i/>
+        </w:rPr>
+        <w:t xml:space="preserve">9010 Taiga </w:t>
+      </w:r>
+      <w:r>
+        <w:t>och</w:t>
+      </w:r>
+      <w:r>
+        <w:rPr>
+          <w:i/>
+        </w:rPr>
+        <w:t xml:space="preserve"> 9740 Skogsbevuxen myr</w:t>
+      </w:r>
+      <w:r>
+        <w:t>. Den behöver grova träd, främst tall, asp och bok som boträd. Skogsbruk med korta omloppstider och täta, homogena ungskogar utgör det största hotet. Spillkråka är en nyckelart i skogliga miljöer vars övergivna bohål utnyttjas av flera andra hålhäckande fågelarter och fladdermöss, däribland pärluggla (EN, §4), knipa (§4), salskrake (§4) och skogsduva (§4). Hökuggla (VU, §4) och slaguggla (§4) häckar ofta i högstubbar som brutits av i höjd med ett gammalt spillkråkebo (SLU Artdatabanken, 2026; Skogsstyrelsen, 2016).</w:t>
+      </w:r>
+    </w:p>
+    <w:p>
+      <w:r>
+        <w:rPr>
+          <w:b/>
+        </w:rPr>
+        <w:t xml:space="preserve">Sälg </w:t>
+      </w:r>
+      <w:r>
+        <w:t xml:space="preserve">är typisk art för </w:t>
+      </w:r>
+      <w:r>
+        <w:rPr>
+          <w:i/>
+        </w:rPr>
+        <w:t xml:space="preserve">9040 Fjällbjörkskog </w:t>
+      </w:r>
+      <w:r>
+        <w:t>(SLU Artdatabanken, 2025).</w:t>
       </w:r>
     </w:p>
     <w:p>
@@ -474,10 +730,18 @@
         <w:rPr>
           <w:b/>
         </w:rPr>
-        <w:t xml:space="preserve">6.4.3 </w:t>
-      </w:r>
-      <w:r>
-        <w:t>Bevarandeåtgärder genomförs för de kända förekomster av rödlistade arter som påverkas av skogsbruk.</w:t>
+        <w:t xml:space="preserve">6.4.1 </w:t>
+      </w:r>
+      <w:r>
+        <w:t>Följande biotoper undantas från alla skogsbruksåtgärder, förutom åtgärder påkallade för att bevara eller främja biotopens naturliga eller hävdbetingade biologiska mångfald:</w:t>
+      </w:r>
+    </w:p>
+    <w:p>
+      <w:pPr>
+        <w:ind w:left="357"/>
+      </w:pPr>
+      <w:r>
+        <w:t>b) nyckelbiotoper enligt Skogsstyrelsens definition och metod (1995)</w:t>
       </w:r>
     </w:p>
     <w:p>
@@ -495,7 +759,36 @@
         <w:rPr>
           <w:i/>
         </w:rPr>
-        <w:t>I det avverkningsanmälda skogsområdet har 8 naturvårdsarter varav 8 rödlistade arter sina livsmiljöer och växtplatser.</w:t>
+        <w:t>I det avverkningsanmälda skogsområdet har 20 rödlistade arter och signalarter påträffats. Detta ska jämföras med Skogsstyrelsens uppföljning 2017 av nyckelbiotoper som visade att man i genomsnitt hittar 20,6 olika rödlistade arter och signalarter i en nyckelbiotop (Wijk, S. 2017. Biologisk mångfald i nyckelbiotoper – Resultat från inventeringen “Uppföljning biologisk mångfald” 2009–2015. Rapport 4/2017 Skogsstyrelsen, Jönköping).</w:t>
+      </w:r>
+    </w:p>
+    <w:p>
+      <w:r>
+        <w:rPr>
+          <w:b/>
+        </w:rPr>
+        <w:t xml:space="preserve">6.4.3 </w:t>
+      </w:r>
+      <w:r>
+        <w:t>Bevarandeåtgärder genomförs för de kända förekomster av rödlistade arter som påverkas av skogsbruk.</w:t>
+      </w:r>
+    </w:p>
+    <w:p>
+      <w:pPr>
+        <w:pStyle w:val="ListBullet"/>
+      </w:pPr>
+      <w:r>
+        <w:rPr>
+          <w:b/>
+          <w:i/>
+        </w:rPr>
+        <w:t xml:space="preserve">Kommentar: </w:t>
+      </w:r>
+      <w:r>
+        <w:rPr>
+          <w:i/>
+        </w:rPr>
+        <w:t>I det avverkningsanmälda skogsområdet har 23 naturvårdsarter varav 18 rödlistade arter sina livsmiljöer och växtplatser.</w:t>
       </w:r>
     </w:p>
     <w:p>
@@ -692,7 +985,9 @@
         <w:pStyle w:val="Title"/>
       </w:pPr>
       <w:r>
-        <w:t>BILAGA 1 – Fridlysta arter</w:t>
+        <w:t>BILAGA 1 –</w:t>
+        <w:br/>
+        <w:t>Fridlysta och rödlistade arter</w:t>
       </w:r>
     </w:p>
     <w:p>
@@ -700,69 +995,27 @@
         <w:pStyle w:val="Heading1"/>
       </w:pPr>
       <w:r>
-        <w:t>Tretåig hackspett – ekologi samt krav på livsmiljön</w:t>
+        <w:t>Talltita – ekologi samt krav på livsmiljön</w:t>
       </w:r>
     </w:p>
     <w:p>
       <w:r>
-        <w:t xml:space="preserve">Tretåig hackspett (NT) är fridlyst enligt §4 Artskyddsförordningen och finns med som prioriterad art i Skogsstyrelsen vägledning för skogsbruket (bilaga 4 till SVL). I vägledningen står bland annat att: </w:t>
-      </w:r>
-      <w:r>
-        <w:rPr>
-          <w:i/>
-        </w:rPr>
-        <w:t xml:space="preserve">“Tretåig hackspett har stora arealkrav och höga krav på sin livsmiljö. Omdaningen av naturskogar till kulturskogar medför en förlust av viktiga miljöer, något som förstärks av ökad fragmentering till följd av avverkningar.” </w:t>
-      </w:r>
-      <w:r>
-        <w:t xml:space="preserve">Vidare att: </w:t>
-      </w:r>
-      <w:r>
-        <w:rPr>
-          <w:i/>
-        </w:rPr>
-        <w:t>“Områden med dokumenterad permanent förekomst i naturskogsmiljöer har vanligen så stora naturvärden att skogsbruk är olämpligt”</w:t>
-      </w:r>
-      <w:r>
-        <w:t xml:space="preserve"> (SLU Artdatabanken, 2024; Skogsstyrelsen, 2016)</w:t>
-      </w:r>
-      <w:r>
-        <w:rPr>
-          <w:i/>
-        </w:rPr>
-        <w:t>.</w:t>
+        <w:t>Talltita är rödlistad som NT, fridlyst och prioriterad art i Skogsvårdslagen. Den omfattas av EU:s fågeldirektiv. Arten har minskat kraftigt de senaste 30 åren och minskningstakten innevarande 10-årsperiod beräknas till 20 (10–30) % (SLU Artdatabanken, 2022).</w:t>
       </w:r>
     </w:p>
     <w:p>
       <w:r>
-        <w:t>Tretåig hackspett är beroende av större sammanhängande naturskogar med kontinuerlig tillgång och nybildning av död ved och fragmentering av livsmiljöerna utgör ett stort hot mot arten (se exempelvis Stachura-Skierczynska et al., 2009; Wesolowski et al., 2005; Butler et al., 2004; Pakkala et al., 2002; Amcoff et al., 1996; Virkkala, 1991). Det finns studier som visar att naturskogens självgallringsprocess som den tretåiga hackspetten är beroende av, inte kan ersättas med efterlämnad hänsyn i skogsbruket (Imbeau &amp; Desrochers, 2002).</w:t>
+        <w:t>Talltita föredrar större sammanhängande barrskogar, och finns såväl i tallskog som granskog och i lövblandad barrskog. Skogens struktur är viktig och ska helst vara flerskiktad med riklig underväxt av mindre granar, björk och andra lövträd och buskar. Tillgång på murknande högstubbar är särskilt viktig, eftersom talltitan helst själv hackar ut sitt bohål (SLU Artdatabanken, 2022).</w:t>
       </w:r>
     </w:p>
     <w:p>
       <w:r>
-        <w:t>Permanenta revir av tretåig hackspett karaktäriseras ofta av artens typiska ringformigt ordnade hackmärken på framför allt gamla granar. För att säkerställa att inte revir av tretåig hackspett drabbas av avverkningsplanerna bör en inventering göras i området både under häckningstid och under vintern, då arten utnyttjar betydligt större områden än under sommarens häckningsrevir. Storleken på häckningsreviret varierar med skogstypen, förekomsten av död ved och graden av fragmentering, men är i allmänhet i storleksordningen 25–100 hektar (SLU Artdatabanken, 2024; Skogsstyrelsen, 2016).</w:t>
+        <w:t>Det finns flera studier som visar att talltita är känslig för gallring och inte överlever när dess livsmiljö kalavverkas (Eggers and Low, 2014; Griesser et al., 2007; Klein, 2020). Talltitans revir är förhållandevis stora, 10–20 hektar och arten missgynnas när skogen fragmenteras. Kalavverkning av större delar av reviret innebär att det överges (Artdatabanken, 2021).</w:t>
       </w:r>
     </w:p>
     <w:p>
       <w:r>
-        <w:t xml:space="preserve">Förutom fridlysning enligt §4 Artskyddsförordningen är tretåig hackspett även förtecknad i EU:s fågeldirektiv bilaga 1. Den är typisk art för </w:t>
-      </w:r>
-      <w:r>
-        <w:rPr>
-          <w:i/>
-        </w:rPr>
-        <w:t xml:space="preserve">9010 Taiga, 9740 Skogsbevuxen myr, 9030 Landhöjningsskog </w:t>
-      </w:r>
-      <w:r>
-        <w:t xml:space="preserve">och </w:t>
-      </w:r>
-      <w:r>
-        <w:rPr>
-          <w:i/>
-        </w:rPr>
-        <w:t>9040 Fjällbjörkskog</w:t>
-      </w:r>
-      <w:r>
-        <w:t xml:space="preserve"> samt ingår i Natura 2000 och är förtecknad i Bernkonventionen bilaga II (strikt skyddade djurarter) (SLU Artdatabanken, 2024; Skogsstyrelsen, 2016).</w:t>
+        <w:t>Talltitan är synnerligen trogen sitt revir så länge paret lever och biotopen förblir intakt. Paret stannar i sitt revir året om. En förlust av ett revir har därför en stor inverkan på den lokala populationen och trakthyggesbruket anses vara orsak till den svenska populationens kraftiga minskning. Talltiteparets revirtrohet innebär att närhelst under året man observerar en adult talltita så ingår denna plats i reviret (Siffczyk et al., 2003; Ekman, 1979).</w:t>
       </w:r>
     </w:p>
     <w:p>
@@ -770,6 +1023,168 @@
         <w:pStyle w:val="Heading2"/>
       </w:pPr>
       <w:r>
+        <w:t>Referenser – talltita</w:t>
+      </w:r>
+    </w:p>
+    <w:p>
+      <w:r>
+        <w:t xml:space="preserve">Eggers, S., Low, M., 2014. </w:t>
+      </w:r>
+      <w:r>
+        <w:rPr>
+          <w:i/>
+        </w:rPr>
+        <w:t xml:space="preserve">Differential demographic responses of sympatric Parids to vegetation management in boreal forest. </w:t>
+      </w:r>
+      <w:r>
+        <w:t>For. Ecol. Manage. 319, 169–175.</w:t>
+      </w:r>
+    </w:p>
+    <w:p>
+      <w:r>
+        <w:t xml:space="preserve">Ekman, J., 1979. </w:t>
+      </w:r>
+      <w:r>
+        <w:rPr>
+          <w:i/>
+        </w:rPr>
+        <w:t xml:space="preserve">Coherence, composition and territories of winter social groups of the Willow Tit Parus montanus and the Crested Tit P. cristatus. </w:t>
+      </w:r>
+      <w:r>
+        <w:t>Ornis Scandinavica, 10, pp 56–68</w:t>
+      </w:r>
+    </w:p>
+    <w:p>
+      <w:r>
+        <w:t xml:space="preserve">Griesser, M., Nystrand, M., Eggers, S., Ekman, J., 2007. </w:t>
+      </w:r>
+      <w:r>
+        <w:rPr>
+          <w:i/>
+        </w:rPr>
+        <w:t xml:space="preserve">Impact of forestry practices on fitness correlates and population productivity in an open-nesting bird species. </w:t>
+      </w:r>
+      <w:r>
+        <w:t>Conserv. Biol. 21, 767–774. https://doi.org/10.1111/j.1523- 1739.2007.00675.x</w:t>
+      </w:r>
+    </w:p>
+    <w:p>
+      <w:r>
+        <w:t xml:space="preserve">Klein, J., 2020. </w:t>
+      </w:r>
+      <w:r>
+        <w:rPr>
+          <w:i/>
+        </w:rPr>
+        <w:t xml:space="preserve">The forgotten forest – On thinning, retention, and biodiversity in the boreal forest. </w:t>
+      </w:r>
+      <w:r>
+        <w:t>Doctoral Thesis No. 2020:50</w:t>
+      </w:r>
+    </w:p>
+    <w:p>
+      <w:r>
+        <w:t xml:space="preserve">Siffczyk, C., Brotons, L., Kangas, K., Orell, M., 2003. </w:t>
+      </w:r>
+      <w:r>
+        <w:rPr>
+          <w:i/>
+        </w:rPr>
+        <w:t xml:space="preserve">Home range size of willow tits. </w:t>
+      </w:r>
+      <w:r>
+        <w:t>Oecologica, 136, 635–642 (2003)</w:t>
+      </w:r>
+    </w:p>
+    <w:p>
+      <w:r>
+        <w:t xml:space="preserve">SLU Artdatabanken, 2021. </w:t>
+      </w:r>
+      <w:r>
+        <w:rPr>
+          <w:i/>
+        </w:rPr>
+        <w:t xml:space="preserve">Artfaktablad. Naturvård – artfakta. </w:t>
+      </w:r>
+      <w:r>
+        <w:t>SLU Artdatabanken, Uppsala</w:t>
+      </w:r>
+    </w:p>
+    <w:p>
+      <w:pPr>
+        <w:pStyle w:val="Heading1"/>
+      </w:pPr>
+      <w:r>
+        <w:t>Tretåig hackspett – ekologi samt krav på livsmiljön</w:t>
+      </w:r>
+    </w:p>
+    <w:p>
+      <w:r>
+        <w:t xml:space="preserve">Tretåig hackspett (NT) är fridlyst enligt §4 Artskyddsförordningen och finns med som prioriterad art i Skogsstyrelsen vägledning för skogsbruket (bilaga 4 till SVL). I vägledningen står bland annat att: </w:t>
+      </w:r>
+      <w:r>
+        <w:rPr>
+          <w:i/>
+        </w:rPr>
+        <w:t xml:space="preserve">“Tretåig hackspett har stora arealkrav och höga krav på sin livsmiljö. Omdaningen av naturskogar till kulturskogar medför en förlust av viktiga miljöer, något som förstärks av ökad fragmentering till följd av avverkningar.” </w:t>
+      </w:r>
+      <w:r>
+        <w:t xml:space="preserve">Vidare att: </w:t>
+      </w:r>
+      <w:r>
+        <w:rPr>
+          <w:i/>
+        </w:rPr>
+        <w:t>“Områden med dokumenterad permanent förekomst i naturskogsmiljöer har vanligen så stora naturvärden att skogsbruk är olämpligt”</w:t>
+      </w:r>
+      <w:r>
+        <w:t xml:space="preserve"> (SLU Artdatabanken, 2024; Skogsstyrelsen, 2016)</w:t>
+      </w:r>
+      <w:r>
+        <w:rPr>
+          <w:i/>
+        </w:rPr>
+        <w:t>.</w:t>
+      </w:r>
+    </w:p>
+    <w:p>
+      <w:r>
+        <w:t>Tretåig hackspett är beroende av större sammanhängande naturskogar med kontinuerlig tillgång och nybildning av död ved och fragmentering av livsmiljöerna utgör ett stort hot mot arten (se exempelvis Stachura-Skierczynska et al., 2009; Wesolowski et al., 2005; Butler et al., 2004; Pakkala et al., 2002; Amcoff et al., 1996; Virkkala, 1991). Det finns studier som visar att naturskogens självgallringsprocess som den tretåiga hackspetten är beroende av, inte kan ersättas med efterlämnad hänsyn i skogsbruket (Imbeau &amp; Desrochers, 2002).</w:t>
+      </w:r>
+    </w:p>
+    <w:p>
+      <w:r>
+        <w:t>Permanenta revir av tretåig hackspett karaktäriseras ofta av artens typiska ringformigt ordnade hackmärken på framför allt gamla granar. För att säkerställa att inte revir av tretåig hackspett drabbas av avverkningsplanerna bör en inventering göras i området både under häckningstid och under vintern, då arten utnyttjar betydligt större områden än under sommarens häckningsrevir. Storleken på häckningsreviret varierar med skogstypen, förekomsten av död ved och graden av fragmentering, men är i allmänhet i storleksordningen 25–100 hektar (SLU Artdatabanken, 2024; Skogsstyrelsen, 2016).</w:t>
+      </w:r>
+    </w:p>
+    <w:p>
+      <w:r>
+        <w:t xml:space="preserve">Förutom fridlysning enligt §4 Artskyddsförordningen är tretåig hackspett även förtecknad i EU:s fågeldirektiv bilaga 1. Den är typisk art för </w:t>
+      </w:r>
+      <w:r>
+        <w:rPr>
+          <w:i/>
+        </w:rPr>
+        <w:t xml:space="preserve">9010 Taiga, 9740 Skogsbevuxen myr, 9030 Landhöjningsskog </w:t>
+      </w:r>
+      <w:r>
+        <w:t xml:space="preserve">och </w:t>
+      </w:r>
+      <w:r>
+        <w:rPr>
+          <w:i/>
+        </w:rPr>
+        <w:t>9040 Fjällbjörkskog</w:t>
+      </w:r>
+      <w:r>
+        <w:t xml:space="preserve"> samt ingår i Natura 2000 och är förtecknad i Bernkonventionen bilaga II (strikt skyddade djurarter) (SLU Artdatabanken, 2024; Skogsstyrelsen, 2016).</w:t>
+      </w:r>
+    </w:p>
+    <w:p>
+      <w:pPr>
+        <w:pStyle w:val="Heading2"/>
+      </w:pPr>
+      <w:r>
         <w:t>Referenser – tretåig hackspett</w:t>
       </w:r>
     </w:p>
@@ -894,6 +1309,272 @@
       </w:r>
       <w:r>
         <w:t>Acta Ornithologica 40(1): 53–60.</w:t>
+      </w:r>
+    </w:p>
+    <w:p>
+      <w:pPr>
+        <w:pStyle w:val="Heading1"/>
+      </w:pPr>
+      <w:r>
+        <w:t>Mindre märgborre – ekologi samt krav på livsmiljön</w:t>
+      </w:r>
+    </w:p>
+    <w:p>
+      <w:r>
+        <w:t xml:space="preserve">Mindre märgborre är en signalart för tallskog med höga naturvärden och kan lätt konstateras genom sina karaktäristiska måsvingeliknande gnagspår som ofta hittas på grova tallgrenar på marken. Mindre märgborre betraktas tillsammans med skarptandad barkborre som nyckelarter, eftersom en rad sällsynta efterföljande arter är beroende av deras gångsystem. Bland dessa kan nämnas åtgärdsprogramsarterna avlång barkborre (VU), </w:t>
+      </w:r>
+      <w:r>
+        <w:rPr>
+          <w:i/>
+        </w:rPr>
+        <w:t>Corticeus longulus</w:t>
+      </w:r>
+      <w:r>
+        <w:t xml:space="preserve"> (VU), tallgångbagge (VU), cholodkovskys bastborre (NT) och tallbarksvartbagge (NT) (Pettersson, 2014; Gunnarsson m fl., 1999).</w:t>
+      </w:r>
+    </w:p>
+    <w:p>
+      <w:r>
+        <w:t>Tallskogar tillhör de livsmiljöer som förändrats i stor skala, där många kvadratmil har omvandlats till unga produktionsskogar. I sådana skogar saknas förutsättningar för de ovannämnda sällsynta barkborrarna och alltmer kunskap tyder på att skogsbrukets omvandling av skogslandskapet, missgynnar åtgärdsprogrammets arter även inne i skyddade områden (Hedgren, 2012; Hedgren m.fl., 2010; Wikars m.fl., 2010; Wikars, 2009). Orsaken är sannolikt att dagens intensiva skogsbruk trivialiserar faunan på nydöda träd. Detta sker genom att generalister förökas upp i sådan grad i den brukade skogen att dessa även kommer att dominera i de för hållandevis små och fragmenterade områden som avsätts för naturvård (Appelqvist, 2005; Janzen, 1983; Ås, 1999).</w:t>
+      </w:r>
+    </w:p>
+    <w:p>
+      <w:r>
+        <w:t>Ett tydligt exempel på en generalist som gynnas av dagens skogsbruk är större märgborre på nydöd tall. Denna utvecklas förutom i vindfällen gärna i avverkningsavfall, inklusive avverkningsstubbar och röjningsstammar. Därmed har den större märgborren möjlighet att upprätthålla stora och stabila populationer på huvuddelen av landets skogsmark, vilket leder till en trivialisering av faunan. Större märgborre inverkar sannolikt direkt negativt på arter som tolvtandad barkborre (EN) och avlång barkborre (VU), och indirekt på de som är gynnade av blånadssvampar, dvs. följearter till framförallt mindre märgborre och skarptandad barkborre. De barkborrar som missgynnas av större märgborre är i mycket högre grad gynnade av tallar som dör genom självgallring, dvs. i normalfallet skog som inte används till skogsproduktion (Pettersson, 2014; Wikars, skriftl.).</w:t>
+      </w:r>
+    </w:p>
+    <w:p>
+      <w:r>
+        <w:t xml:space="preserve">Rika förekomster av främst mindre märgborre men även skarptandad barkborre är en signal för artrikedom och inventeringar har visat att det är i skogar med en naturlig självgallring som det skapas förutsättningar för dessa arter samt de efterföljande åtgärdsprogramsarterna (Pettersson, 2014; Hedgren, 2012). Tallskogar med stark förekomst av mindre märgborre och skarptandad barkborre bör avsättas som reservat. Generellt bör hänsyn tas vid slutavverkning av talldominerad skog så att avverkningsrester som gren- och toppdelar (s.k. GROT) lämnas. Mindre märgborre är typisk art för </w:t>
+      </w:r>
+      <w:r>
+        <w:rPr>
+          <w:i/>
+        </w:rPr>
+        <w:t>9060 Åsbarrskog</w:t>
+      </w:r>
+      <w:r>
+        <w:t xml:space="preserve"> (Pettersson, 2014; SLU Artdatabanken, 2026).</w:t>
+      </w:r>
+    </w:p>
+    <w:p>
+      <w:pPr>
+        <w:pStyle w:val="Heading2"/>
+      </w:pPr>
+      <w:r>
+        <w:t>Referenser – mindre märgborre</w:t>
+      </w:r>
+    </w:p>
+    <w:p>
+      <w:r>
+        <w:t xml:space="preserve">Appelqvist, T., 2005. </w:t>
+      </w:r>
+      <w:r>
+        <w:rPr>
+          <w:i/>
+        </w:rPr>
+        <w:t>Naturvårdsbiologisk forskning. Underlag för områdesskydd i landskapet.</w:t>
+      </w:r>
+      <w:r>
+        <w:t xml:space="preserve"> Naturvårdsverket, Rapport 5452.</w:t>
+      </w:r>
+    </w:p>
+    <w:p>
+      <w:r>
+        <w:t xml:space="preserve">Gunnarsson, B., Pettersson, R. B., Hake, M. och Hultengren, S. &amp; Sjöberg, K., 1999. </w:t>
+      </w:r>
+      <w:r>
+        <w:rPr>
+          <w:i/>
+        </w:rPr>
+        <w:t xml:space="preserve">Spindlar och skalbaggar som indikatorer i barrskog. </w:t>
+      </w:r>
+      <w:r>
+        <w:t>Skog &amp; Forskning, Nr. 2/99, s. 46–51.</w:t>
+      </w:r>
+    </w:p>
+    <w:p>
+      <w:r>
+        <w:t xml:space="preserve">Hedgren, O., 2012. </w:t>
+      </w:r>
+      <w:r>
+        <w:rPr>
+          <w:i/>
+        </w:rPr>
+        <w:t>Hotade insekter på tallved i Dalarna.</w:t>
+      </w:r>
+      <w:r>
+        <w:t xml:space="preserve"> Länsstyrelsen Dalarna, Naturvårdsenheten. Rapport 2012:16.</w:t>
+      </w:r>
+    </w:p>
+    <w:p>
+      <w:r>
+        <w:t xml:space="preserve">Hedgren, O. 2010. </w:t>
+      </w:r>
+      <w:r>
+        <w:rPr>
+          <w:i/>
+        </w:rPr>
+        <w:t>Vedinsekter i tallskog och på brandfält i Värmland.</w:t>
+      </w:r>
+      <w:r>
+        <w:t xml:space="preserve"> Länsstyrelsen Värmland, Stencil, 39 s.</w:t>
+      </w:r>
+    </w:p>
+    <w:p>
+      <w:r>
+        <w:t xml:space="preserve">Janzen, D. H., 1983. </w:t>
+      </w:r>
+      <w:r>
+        <w:rPr>
+          <w:i/>
+        </w:rPr>
+        <w:t>No park is an island: Increase in interference from outside as park size decreases</w:t>
+      </w:r>
+      <w:r>
+        <w:t>. Oikos 41: 402–410.</w:t>
+      </w:r>
+    </w:p>
+    <w:p>
+      <w:r>
+        <w:t xml:space="preserve">Jonsell, M., Weslien, J. &amp; Ehn ström, B., 1998. </w:t>
+      </w:r>
+      <w:r>
+        <w:rPr>
+          <w:i/>
+        </w:rPr>
+        <w:t>Substrate requirements of red-listed saproxylic invertebrates in Sweden</w:t>
+      </w:r>
+      <w:r>
+        <w:t>. Biodiversity and Conserv. 7: 749–764.</w:t>
+      </w:r>
+    </w:p>
+    <w:p>
+      <w:r>
+        <w:t xml:space="preserve">Pettersson, R. B., 2014). </w:t>
+      </w:r>
+      <w:r>
+        <w:rPr>
+          <w:i/>
+        </w:rPr>
+        <w:t>Åtgärdsprogram för skalbaggar på nyligen död tall, 2014–2018.</w:t>
+      </w:r>
+      <w:r>
+        <w:t xml:space="preserve"> Rapport 6599. Bromma: Naturvårdsverket.</w:t>
+      </w:r>
+    </w:p>
+    <w:p>
+      <w:r>
+        <w:t xml:space="preserve">SLU Artdatabanken, 2026. </w:t>
+      </w:r>
+      <w:r>
+        <w:rPr>
+          <w:i/>
+        </w:rPr>
+        <w:t xml:space="preserve">Artfaktablad. Naturvård – artfakta. </w:t>
+      </w:r>
+      <w:r>
+        <w:t>SLU Artdatabanken, Uppsala.</w:t>
+      </w:r>
+    </w:p>
+    <w:p>
+      <w:r>
+        <w:t xml:space="preserve">Wikars, L.-O., Hansson, J. &amp; Hedgren, O., 2010. </w:t>
+      </w:r>
+      <w:r>
+        <w:rPr>
+          <w:i/>
+        </w:rPr>
+        <w:t>Inventering av vedlevande skalbaggar – tallskogar i Örebro län.</w:t>
+      </w:r>
+      <w:r>
+        <w:t xml:space="preserve"> Länsstyrelsen i Örebro län, publ.nr. 2010:2.</w:t>
+      </w:r>
+    </w:p>
+    <w:p>
+      <w:r>
+        <w:t xml:space="preserve">Wikars, L.-O., 2009. </w:t>
+      </w:r>
+      <w:r>
+        <w:rPr>
+          <w:i/>
+        </w:rPr>
+        <w:t>Vedskalbaggar i Hamra nationalpark, Gävleborgs län.</w:t>
+      </w:r>
+      <w:r>
+        <w:t xml:space="preserve"> Länsstyrelsen Gävleborg, Rapport 2009:14.</w:t>
+      </w:r>
+    </w:p>
+    <w:p>
+      <w:pPr>
+        <w:pStyle w:val="Heading1"/>
+      </w:pPr>
+      <w:r>
+        <w:t>Spillkråka – ekologi samt krav på livsmiljön</w:t>
+      </w:r>
+    </w:p>
+    <w:p>
+      <w:r>
+        <w:t xml:space="preserve">Spillkråka (§4) ingår i bilaga 1 EU:s fågeldirektiv och är typisk art för </w:t>
+      </w:r>
+      <w:r>
+        <w:rPr>
+          <w:i/>
+        </w:rPr>
+        <w:t xml:space="preserve">9010 Taiga </w:t>
+      </w:r>
+      <w:r>
+        <w:t>och</w:t>
+      </w:r>
+      <w:r>
+        <w:rPr>
+          <w:i/>
+        </w:rPr>
+        <w:t xml:space="preserve"> 9740 Skogsbevuxen myr</w:t>
+      </w:r>
+      <w:r>
+        <w:t>. Den lever i både barr- och blandskog liksom i ren lövskog. De tätaste populationerna tenderar att finnas i äldre, variationsrik blandskog med gott om död ved och gamla träd. Varje par utnyttjar 400–1000 hektar skog beroende på skogens kvalitet. Skogsbruk med korta omloppstider och täta, homogena ungskogar utgör det största hotet (SLU Artdatabanken, 2026).</w:t>
+      </w:r>
+    </w:p>
+    <w:p>
+      <w:r>
+        <w:t>Spillkråka är en nyckelart i skogliga miljöer vars övergivna bohål utnyttjas av flera andra hålhäckande fågelarter och fladdermöss, däribland pärluggla (EN, §4), knipa (§4), salskrake (§4) och skogsduva (§4). Hökuggla (VU, §4) och slaguggla (§4) häckar ofta i högstubbar som brutits av i höjd med ett gammalt spillkråkebo (Skogsstyrelsen, 2016).</w:t>
+      </w:r>
+    </w:p>
+    <w:p>
+      <w:pPr>
+        <w:pStyle w:val="Heading2"/>
+      </w:pPr>
+      <w:r>
+        <w:t>Referenser – spillkråka</w:t>
+      </w:r>
+    </w:p>
+    <w:p>
+      <w:r>
+        <w:t xml:space="preserve">Skogsstyrelsen, 2016. </w:t>
+      </w:r>
+      <w:r>
+        <w:rPr>
+          <w:i/>
+        </w:rPr>
+        <w:t xml:space="preserve">Vägledning för hänsyn till spillkråka. </w:t>
+      </w:r>
+      <w:r>
+        <w:t>Vägledningar och kunskapsstöd artskydd – Skogsstyrelsen.</w:t>
+      </w:r>
+    </w:p>
+    <w:p>
+      <w:r>
+        <w:t xml:space="preserve">SLU Artdatabanken, 2026. </w:t>
+      </w:r>
+      <w:r>
+        <w:rPr>
+          <w:i/>
+        </w:rPr>
+        <w:t xml:space="preserve">Artfaktablad. Naturvård – artfakta. </w:t>
+      </w:r>
+      <w:r>
+        <w:t>SLU Artdatabanken, Uppsala.</w:t>
       </w:r>
     </w:p>
     <w:sectPr>
@@ -1024,7 +1705,7 @@
     <w:r>
       <w:tab/>
       <w:tab/>
-      <w:t>2026-10-04</w:t>
+      <w:t>2026-10-05</w:t>
       <w:br/>
       <w:br/>
     </w:r>

--- a/klagomål/A 59303-2025 FSC-klagomål.docx
+++ b/klagomål/A 59303-2025 FSC-klagomål.docx
@@ -1705,7 +1705,7 @@
     <w:r>
       <w:tab/>
       <w:tab/>
-      <w:t>2026-10-05</w:t>
+      <w:t>2026-10-06</w:t>
       <w:br/>
       <w:br/>
     </w:r>

--- a/klagomål/A 59303-2025 FSC-klagomål.docx
+++ b/klagomål/A 59303-2025 FSC-klagomål.docx
@@ -1705,7 +1705,7 @@
     <w:r>
       <w:tab/>
       <w:tab/>
-      <w:t>2026-10-06</w:t>
+      <w:t>2026-10-07</w:t>
       <w:br/>
       <w:br/>
     </w:r>

--- a/klagomål/A 59303-2025 FSC-klagomål.docx
+++ b/klagomål/A 59303-2025 FSC-klagomål.docx
@@ -1705,7 +1705,7 @@
     <w:r>
       <w:tab/>
       <w:tab/>
-      <w:t>2026-10-07</w:t>
+      <w:t>2026-10-08</w:t>
       <w:br/>
       <w:br/>
     </w:r>

--- a/klagomål/A 59303-2025 FSC-klagomål.docx
+++ b/klagomål/A 59303-2025 FSC-klagomål.docx
@@ -1705,7 +1705,7 @@
     <w:r>
       <w:tab/>
       <w:tab/>
-      <w:t>2026-10-08</w:t>
+      <w:t>2026-10-09</w:t>
       <w:br/>
       <w:br/>
     </w:r>

--- a/klagomål/A 59303-2025 FSC-klagomål.docx
+++ b/klagomål/A 59303-2025 FSC-klagomål.docx
@@ -1705,7 +1705,7 @@
     <w:r>
       <w:tab/>
       <w:tab/>
-      <w:t>2026-10-09</w:t>
+      <w:t>2026-10-10</w:t>
       <w:br/>
       <w:br/>
     </w:r>

--- a/klagomål/A 59303-2025 FSC-klagomål.docx
+++ b/klagomål/A 59303-2025 FSC-klagomål.docx
@@ -1705,7 +1705,7 @@
     <w:r>
       <w:tab/>
       <w:tab/>
-      <w:t>2026-10-10</w:t>
+      <w:t>2026-10-11</w:t>
       <w:br/>
       <w:br/>
     </w:r>

--- a/klagomål/A 59303-2025 FSC-klagomål.docx
+++ b/klagomål/A 59303-2025 FSC-klagomål.docx
@@ -1705,7 +1705,7 @@
     <w:r>
       <w:tab/>
       <w:tab/>
-      <w:t>2026-10-11</w:t>
+      <w:t>2026-10-12</w:t>
       <w:br/>
       <w:br/>
     </w:r>

--- a/klagomål/A 59303-2025 FSC-klagomål.docx
+++ b/klagomål/A 59303-2025 FSC-klagomål.docx
@@ -1705,7 +1705,7 @@
     <w:r>
       <w:tab/>
       <w:tab/>
-      <w:t>2026-10-12</w:t>
+      <w:t>2026-10-13</w:t>
       <w:br/>
       <w:br/>
     </w:r>

--- a/klagomål/A 59303-2025 FSC-klagomål.docx
+++ b/klagomål/A 59303-2025 FSC-klagomål.docx
@@ -1705,7 +1705,7 @@
     <w:r>
       <w:tab/>
       <w:tab/>
-      <w:t>2026-10-13</w:t>
+      <w:t>2026-10-14</w:t>
       <w:br/>
       <w:br/>
     </w:r>

--- a/klagomål/A 59303-2025 FSC-klagomål.docx
+++ b/klagomål/A 59303-2025 FSC-klagomål.docx
@@ -1705,7 +1705,7 @@
     <w:r>
       <w:tab/>
       <w:tab/>
-      <w:t>2026-10-14</w:t>
+      <w:t>2026-10-15</w:t>
       <w:br/>
       <w:br/>
     </w:r>

--- a/klagomål/A 59303-2025 FSC-klagomål.docx
+++ b/klagomål/A 59303-2025 FSC-klagomål.docx
@@ -1705,7 +1705,7 @@
     <w:r>
       <w:tab/>
       <w:tab/>
-      <w:t>2026-10-15</w:t>
+      <w:t>2026-10-16</w:t>
       <w:br/>
       <w:br/>
     </w:r>

--- a/klagomål/A 59303-2025 FSC-klagomål.docx
+++ b/klagomål/A 59303-2025 FSC-klagomål.docx
@@ -1705,7 +1705,7 @@
     <w:r>
       <w:tab/>
       <w:tab/>
-      <w:t>2026-10-16</w:t>
+      <w:t>2026-10-17</w:t>
       <w:br/>
       <w:br/>
     </w:r>

--- a/klagomål/A 59303-2025 FSC-klagomål.docx
+++ b/klagomål/A 59303-2025 FSC-klagomål.docx
@@ -1705,7 +1705,7 @@
     <w:r>
       <w:tab/>
       <w:tab/>
-      <w:t>2026-10-17</w:t>
+      <w:t>2026-10-18</w:t>
       <w:br/>
       <w:br/>
     </w:r>

--- a/klagomål/A 59303-2025 FSC-klagomål.docx
+++ b/klagomål/A 59303-2025 FSC-klagomål.docx
@@ -1705,7 +1705,7 @@
     <w:r>
       <w:tab/>
       <w:tab/>
-      <w:t>2026-10-18</w:t>
+      <w:t>2026-10-19</w:t>
       <w:br/>
       <w:br/>
     </w:r>

--- a/klagomål/A 59303-2025 FSC-klagomål.docx
+++ b/klagomål/A 59303-2025 FSC-klagomål.docx
@@ -1705,7 +1705,7 @@
     <w:r>
       <w:tab/>
       <w:tab/>
-      <w:t>2026-10-19</w:t>
+      <w:t>2026-10-20</w:t>
       <w:br/>
       <w:br/>
     </w:r>

--- a/klagomål/A 59303-2025 FSC-klagomål.docx
+++ b/klagomål/A 59303-2025 FSC-klagomål.docx
@@ -1705,7 +1705,7 @@
     <w:r>
       <w:tab/>
       <w:tab/>
-      <w:t>2026-10-20</w:t>
+      <w:t>2026-10-21</w:t>
       <w:br/>
       <w:br/>
     </w:r>

--- a/klagomål/A 59303-2025 FSC-klagomål.docx
+++ b/klagomål/A 59303-2025 FSC-klagomål.docx
@@ -1705,7 +1705,7 @@
     <w:r>
       <w:tab/>
       <w:tab/>
-      <w:t>2026-10-21</w:t>
+      <w:t>2026-10-22</w:t>
       <w:br/>
       <w:br/>
     </w:r>

--- a/klagomål/A 59303-2025 FSC-klagomål.docx
+++ b/klagomål/A 59303-2025 FSC-klagomål.docx
@@ -221,7 +221,7 @@
     </w:p>
     <w:p>
       <w:r>
-        <w:t>I och inom 23 meter från avverkningsanmälan finns fynd av 23 naturvårdsarter, varav 18 är rödlistade, 5 är fridlysta, 13 är typiska (T) och 2 är signalarter (S): garnlav (VU, T), blanksvart spiklav (NT), blågrå svartspik (NT), dvärgbägarlav (NT, T), kolflarnlav (NT, T), kortskaftad ärgspik (NT), liten svartspik (NT), motaggsvamp (NT, T), mörk kolflarnlav (NT), nötkråka (NT, T, §4), skogshare (NT), talltagel (NT, T), talltita (NT, §4), tretåig hackspett (NT, T, §4), vedflamlav (NT), vedskivlav (NT, T), violettgrå tagellav (NT, T), vitgrynig nållav (NT), mindre märgborre (S, T), vedticka (S, T), spillkråka (T, §4), sälg (T) och revlummer (§9). Se Figur 1.</w:t>
+        <w:t>I och inom 23 meter från avverkningsanmälan finns fynd av 22 naturvårdsarter, varav 17 är rödlistade, 5 är fridlysta, 13 är typiska (T) och 2 är signalarter (S): garnlav (VU, T), blanksvart spiklav (NT), blågrå svartspik (NT), dvärgbägarlav (NT, T), kolflarnlav (NT, T), liten svartspik (NT), motaggsvamp (NT, T), mörk kolflarnlav (NT), nötkråka (NT, T, §4), skogshare (NT), talltagel (NT, T), talltita (NT, §4), tretåig hackspett (NT, T, §4), vedflamlav (NT), vedskivlav (NT, T), violettgrå tagellav (NT, T), vitgrynig nållav (NT), mindre märgborre (S, T), vedticka (S, T), spillkråka (T, §4), sälg (T) och revlummer (§9). Se Figur 1.</w:t>
       </w:r>
     </w:p>
     <w:p>
@@ -343,17 +343,6 @@
         <w:rPr>
           <w:b/>
         </w:rPr>
-        <w:t>Kortskaftad ärgspik (NT)</w:t>
-      </w:r>
-      <w:r>
-        <w:t xml:space="preserve"> förekommer i barrträdsdominerade skogar och växer nästan uteslutande på tallved. Den föredrar gamla högstubbar i fuktig och halvöppen miljö, t.ex. i myrkanter, sumpskog och brandpräglad skog. Arten indikerar kontinuerlig tillgång till gamla högstubbar i kombination med hög och jämn luftfuktighet. Skogsbruk på lokaler med kortskaftad ärgspik utgör ett hot. På lång sikt bildas färre lämpliga substrat än vad som försvinner. Avverkning av barrträdsdominerade bestånd av naturskogskaraktär utgör ett långsiktigt hot. Naturskogsartade bestånd med riklig förekomst av gamla och grova tallhögstubbar bör undantas från skogsbruk (SLU Artdatabanken, 2024).</w:t>
-      </w:r>
-    </w:p>
-    <w:p>
-      <w:r>
-        <w:rPr>
-          <w:b/>
-        </w:rPr>
         <w:t>Liten svartspik (NT)</w:t>
       </w:r>
       <w:r>
@@ -730,18 +719,10 @@
         <w:rPr>
           <w:b/>
         </w:rPr>
-        <w:t xml:space="preserve">6.4.1 </w:t>
-      </w:r>
-      <w:r>
-        <w:t>Följande biotoper undantas från alla skogsbruksåtgärder, förutom åtgärder påkallade för att bevara eller främja biotopens naturliga eller hävdbetingade biologiska mångfald:</w:t>
-      </w:r>
-    </w:p>
-    <w:p>
-      <w:pPr>
-        <w:ind w:left="357"/>
-      </w:pPr>
-      <w:r>
-        <w:t>b) nyckelbiotoper enligt Skogsstyrelsens definition och metod (1995)</w:t>
+        <w:t xml:space="preserve">6.4.3 </w:t>
+      </w:r>
+      <w:r>
+        <w:t>Bevarandeåtgärder genomförs för de kända förekomster av rödlistade arter som påverkas av skogsbruk.</w:t>
       </w:r>
     </w:p>
     <w:p>
@@ -759,36 +740,7 @@
         <w:rPr>
           <w:i/>
         </w:rPr>
-        <w:t>I det avverkningsanmälda skogsområdet har 20 rödlistade arter och signalarter påträffats. Detta ska jämföras med Skogsstyrelsens uppföljning 2017 av nyckelbiotoper som visade att man i genomsnitt hittar 20,6 olika rödlistade arter och signalarter i en nyckelbiotop (Wijk, S. 2017. Biologisk mångfald i nyckelbiotoper – Resultat från inventeringen “Uppföljning biologisk mångfald” 2009–2015. Rapport 4/2017 Skogsstyrelsen, Jönköping).</w:t>
-      </w:r>
-    </w:p>
-    <w:p>
-      <w:r>
-        <w:rPr>
-          <w:b/>
-        </w:rPr>
-        <w:t xml:space="preserve">6.4.3 </w:t>
-      </w:r>
-      <w:r>
-        <w:t>Bevarandeåtgärder genomförs för de kända förekomster av rödlistade arter som påverkas av skogsbruk.</w:t>
-      </w:r>
-    </w:p>
-    <w:p>
-      <w:pPr>
-        <w:pStyle w:val="ListBullet"/>
-      </w:pPr>
-      <w:r>
-        <w:rPr>
-          <w:b/>
-          <w:i/>
-        </w:rPr>
-        <w:t xml:space="preserve">Kommentar: </w:t>
-      </w:r>
-      <w:r>
-        <w:rPr>
-          <w:i/>
-        </w:rPr>
-        <w:t>I det avverkningsanmälda skogsområdet har 23 naturvårdsarter varav 18 rödlistade arter sina livsmiljöer och växtplatser.</w:t>
+        <w:t>I det avverkningsanmälda skogsområdet har 22 naturvårdsarter varav 17 rödlistade arter sina livsmiljöer och växtplatser.</w:t>
       </w:r>
     </w:p>
     <w:p>
@@ -1705,7 +1657,7 @@
     <w:r>
       <w:tab/>
       <w:tab/>
-      <w:t>2026-10-22</w:t>
+      <w:t>2026-10-23</w:t>
       <w:br/>
       <w:br/>
     </w:r>

--- a/klagomål/A 59303-2025 FSC-klagomål.docx
+++ b/klagomål/A 59303-2025 FSC-klagomål.docx
@@ -1657,7 +1657,7 @@
     <w:r>
       <w:tab/>
       <w:tab/>
-      <w:t>2026-10-23</w:t>
+      <w:t>2026-10-24</w:t>
       <w:br/>
       <w:br/>
     </w:r>

--- a/klagomål/A 59303-2025 FSC-klagomål.docx
+++ b/klagomål/A 59303-2025 FSC-klagomål.docx
@@ -1657,7 +1657,7 @@
     <w:r>
       <w:tab/>
       <w:tab/>
-      <w:t>2026-10-24</w:t>
+      <w:t>2026-10-25</w:t>
       <w:br/>
       <w:br/>
     </w:r>

--- a/klagomål/A 59303-2025 FSC-klagomål.docx
+++ b/klagomål/A 59303-2025 FSC-klagomål.docx
@@ -1657,7 +1657,7 @@
     <w:r>
       <w:tab/>
       <w:tab/>
-      <w:t>2026-10-25</w:t>
+      <w:t>2026-10-26</w:t>
       <w:br/>
       <w:br/>
     </w:r>

--- a/klagomål/A 59303-2025 FSC-klagomål.docx
+++ b/klagomål/A 59303-2025 FSC-klagomål.docx
@@ -1657,7 +1657,7 @@
     <w:r>
       <w:tab/>
       <w:tab/>
-      <w:t>2026-10-26</w:t>
+      <w:t>2026-10-27</w:t>
       <w:br/>
       <w:br/>
     </w:r>

--- a/klagomål/A 59303-2025 FSC-klagomål.docx
+++ b/klagomål/A 59303-2025 FSC-klagomål.docx
@@ -1657,7 +1657,7 @@
     <w:r>
       <w:tab/>
       <w:tab/>
-      <w:t>2026-10-27</w:t>
+      <w:t>2026-10-28</w:t>
       <w:br/>
       <w:br/>
     </w:r>

--- a/klagomål/A 59303-2025 FSC-klagomål.docx
+++ b/klagomål/A 59303-2025 FSC-klagomål.docx
@@ -1657,7 +1657,7 @@
     <w:r>
       <w:tab/>
       <w:tab/>
-      <w:t>2026-10-28</w:t>
+      <w:t>2026-10-29</w:t>
       <w:br/>
       <w:br/>
     </w:r>

--- a/klagomål/A 59303-2025 FSC-klagomål.docx
+++ b/klagomål/A 59303-2025 FSC-klagomål.docx
@@ -1657,7 +1657,7 @@
     <w:r>
       <w:tab/>
       <w:tab/>
-      <w:t>2026-10-29</w:t>
+      <w:t>2026-10-31</w:t>
       <w:br/>
       <w:br/>
     </w:r>
